--- a/Packages/Order Entry Results Reporting/CPRS/CPRS-Chart/packages/508/VA 508 JAWS Framework/Jaws Framework Doc.docx
+++ b/Packages/Order Entry Results Reporting/CPRS/CPRS-Chart/packages/508/VA 508 JAWS Framework/Jaws Framework Doc.docx
@@ -950,7 +950,7 @@
         </w:numPr>
       </w:pPr>
       <w:r>
-        <w:t>Variable Value: zzzzzzappr1.vha.domain.ext</w:t>
+        <w:t>Variable Value: zzzzzzappr1.vha.med.domain</w:t>
       </w:r>
     </w:p>
     <w:p>
